--- a/document/[VIONE] SRS ĐẶC TẢ YÊU CẦU PHẦN MỀM TOÀN DIỆN.docx
+++ b/document/[VIONE] SRS ĐẶC TẢ YÊU CẦU PHẦN MỀM TOÀN DIỆN.docx
@@ -736,7 +736,7 @@
                 <w:sz w:val="19"/>
                 <w:szCs w:val="19"/>
               </w:rPr>
-              <w:t xml:space="preserve">Tích hợp công nghệ danh thiếp số NFC, AI OCR bóc tách visit card và thanh toán VietQR.</w:t>
+              <w:t xml:space="preserve">Tích hợp công nghệ danh thiếp số NFC, AI OCR bóc tách visit card và thanh toán VNPay.</w:t>
             </w:r>
           </w:p>
         </w:tc>
@@ -1151,7 +1151,7 @@
           <w:sz w:val="23"/>
           <w:szCs w:val="23"/>
         </w:rPr>
-        <w:t xml:space="preserve">Hệ thống cổng thông tin quản trị doanh nghiệp chạy trên nền tảng Web tiêu chuẩn dành cho Lãnh đạo C-Level, Trưởng phòng, Kế toán, Nhân sự và Quản trị viên nền tảng, bao gồm 25 phân hệ quản trị toàn diện: CRM B2B, Phễu bán hàng Kanban, Phê duyệt tờ trình chi 3 cấp, VietQR Napas 24/7 gạch nợ tự động, Quản trị nhân sự &amp; chấm công GPS/FaceID, Báo cáo thống kê đa cấp Tree Menu tại Sidebar, và Quản trị nền tảng đa khách thuê (Multi-Tenant).</w:t>
+        <w:t xml:space="preserve">Hệ thống cổng thông tin quản trị doanh nghiệp chạy trên nền tảng Web tiêu chuẩn dành cho Lãnh đạo C-Level, Trưởng phòng, Kế toán, Nhân sự và Quản trị viên nền tảng, bao gồm 25 phân hệ quản trị toàn diện: CRM B2B, Phễu bán hàng Kanban, Phê duyệt tờ trình chi 3 cấp, VNPay &amp; Zalo OA gạch nợ tự động, Quản trị nhân sự &amp; chấm công GPS/FaceID, Báo cáo thống kê đa cấp Tree Menu tại Sidebar, và Quản trị nền tảng đa khách thuê (Multi-Tenant).</w:t>
       </w:r>
     </w:p>
     <w:p>
@@ -1735,7 +1735,7 @@
                 <w:sz w:val="19"/>
                 <w:szCs w:val="19"/>
               </w:rPr>
-              <w:t xml:space="preserve">VietQR</w:t>
+              <w:t xml:space="preserve">VNPay</w:t>
             </w:r>
           </w:p>
         </w:tc>
@@ -1787,7 +1787,7 @@
                 <w:sz w:val="19"/>
                 <w:szCs w:val="19"/>
               </w:rPr>
-              <w:t xml:space="preserve">Chuẩn thanh toán mã QR quốc gia tích hợp Napas 24/7 gạch nợ tức thì.</w:t>
+              <w:t xml:space="preserve">Chuẩn thanh toán mã QR quốc gia tích hợp VNPay gạch nợ tức thì.</w:t>
             </w:r>
           </w:p>
         </w:tc>
@@ -2494,7 +2494,7 @@
           <w:sz w:val="23"/>
           <w:szCs w:val="23"/>
         </w:rPr>
-        <w:t xml:space="preserve">Quản trị danh mục gói hội viên ViOne Platform, đơn hàng mua gói và bản ghi đối soát thanh toán VietQR.</w:t>
+        <w:t xml:space="preserve">Quản trị danh mục gói hội viên ViOne Platform, đơn hàng mua gói và bản ghi đối soát thanh toán VNPay.</w:t>
       </w:r>
     </w:p>
     <w:p>
@@ -10010,7 +10010,7 @@
                 <w:sz w:val="19"/>
                 <w:szCs w:val="19"/>
               </w:rPr>
-              <w:t xml:space="preserve">Chọn ngân hàng Napas</w:t>
+              <w:t xml:space="preserve">Chọn ngân hàng VNPay</w:t>
             </w:r>
           </w:p>
         </w:tc>
@@ -10631,7 +10631,7 @@
           <w:sz w:val="24"/>
           <w:szCs w:val="24"/>
         </w:rPr>
-        <w:t xml:space="preserve">UC-CRM-09: Sinh Mã VietQR Napas 24/7 Gạch Nợ Tự Động</w:t>
+        <w:t xml:space="preserve">UC-CRM-09: Sinh Mã VNPay &amp; Zalo OA Gạch Nợ Tự Động</w:t>
       </w:r>
     </w:p>
     <w:p>
@@ -10701,7 +10701,7 @@
           <w:sz w:val="23"/>
           <w:szCs w:val="23"/>
         </w:rPr>
-        <w:t xml:space="preserve">/payment-approvals, VietQRModal.tsx</w:t>
+        <w:t xml:space="preserve">/payment-approvals, VNPayModal.tsx</w:t>
       </w:r>
     </w:p>
     <w:p>
@@ -10736,7 +10736,7 @@
           <w:sz w:val="23"/>
           <w:szCs w:val="23"/>
         </w:rPr>
-        <w:t xml:space="preserve">public.payment_approvals, public.vietqr_transactions</w:t>
+        <w:t xml:space="preserve">public.payment_approvals, public.vnpay_transactions</w:t>
       </w:r>
     </w:p>
     <w:p>
@@ -10771,7 +10771,7 @@
           <w:sz w:val="23"/>
           <w:szCs w:val="23"/>
         </w:rPr>
-        <w:t xml:space="preserve">POST /companies/:id/payments/:id/generate-qr, POST /webhooks/vietqr</w:t>
+        <w:t xml:space="preserve">POST /companies/:id/payments/:id/generate-qr, POST /webhooks/vnpay</w:t>
       </w:r>
     </w:p>
     <w:p>
@@ -10806,7 +10806,7 @@
           <w:sz w:val="23"/>
           <w:szCs w:val="23"/>
         </w:rPr>
-        <w:t xml:space="preserve">CEO duyệt xong tờ trình chi -&gt; Nút 'Thanh toán VietQR' sáng lên -&gt; Hệ thống gọi API Napas sinh mã VietQR động -&gt; Kế toán quét mã chuyển tiền qua App Ngân hàng -&gt; Webhook ngân hàng báo về gạch nợ trong 1 giây.</w:t>
+        <w:t xml:space="preserve">CEO duyệt xong tờ trình chi -&gt; Nút 'Thanh toán VNPay' sáng lên -&gt; Hệ thống gọi API VNPay kết nối cổng thanh toán VNPay và thông báo Zalo OA động -&gt; Kế toán quét mã chuyển tiền qua App Ngân hàng -&gt; Webhook ngân hàng báo về gạch nợ trong 1 giây.</w:t>
       </w:r>
     </w:p>
     <w:p>
@@ -11279,7 +11279,7 @@
                 <w:sz w:val="19"/>
                 <w:szCs w:val="19"/>
               </w:rPr>
-              <w:t xml:space="preserve">Nội dung chuyển khoản chuẩn Napas</w:t>
+              <w:t xml:space="preserve">Nội dung chuyển khoản chuẩn VNPay</w:t>
             </w:r>
           </w:p>
         </w:tc>
@@ -11369,7 +11369,7 @@
           <w:sz w:val="23"/>
           <w:szCs w:val="23"/>
         </w:rPr>
-        <w:t xml:space="preserve">Modal hiển thị mã VietQR động cùng thông tin số tiền; khi thanh toán thành công, màn hình tự động hiển thị dấu tích xanh 'Đã Gạch Nợ Thành Công', đóng modal và đổi trạng thái tờ trình sang 'Đã Thanh Toán'.</w:t>
+        <w:t xml:space="preserve">Modal hiển thị mã VNPay động cùng thông tin số tiền; khi thanh toán thành công, màn hình tự động hiển thị dấu tích xanh 'Đã Gạch Nợ Thành Công', đóng modal và đổi trạng thái tờ trình sang 'Đã Thanh Toán'.</w:t>
       </w:r>
     </w:p>
     <w:p>
@@ -11404,7 +11404,7 @@
           <w:sz w:val="23"/>
           <w:szCs w:val="23"/>
         </w:rPr>
-        <w:t xml:space="preserve">WebSocket vietqr_paid phát sóng tức thời; bảng chi phí tự động cập nhật dòng tiền chi ra.</w:t>
+        <w:t xml:space="preserve">WebSocket vnpay_paid phát sóng tức thời; bảng chi phí tự động cập nhật dòng tiền chi ra.</w:t>
       </w:r>
     </w:p>
     <w:p>
@@ -16208,7 +16208,7 @@
           <w:sz w:val="23"/>
           <w:szCs w:val="23"/>
         </w:rPr>
-        <w:t xml:space="preserve">Khi gói cước ViOne Platform được kích hoạt (sau khi gạch nợ VietQR thành công) -&gt; Hệ thống tự động kích hoạt Worker gửi Email HTML sang trọng chứa thông tin gói, tài khoản quản trị và link truy cập CRM.</w:t>
+        <w:t xml:space="preserve">Khi gói cước ViOne Platform được kích hoạt (sau khi gạch nợ VNPay thành công) -&gt; Hệ thống tự động kích hoạt Worker gửi Email HTML sang trọng chứa thông tin gói, tài khoản quản trị và link truy cập CRM.</w:t>
       </w:r>
     </w:p>
     <w:p>
@@ -17640,7 +17640,7 @@
           <w:sz w:val="23"/>
           <w:szCs w:val="23"/>
         </w:rPr>
-        <w:t xml:space="preserve">Super Admin theo dõi bảng điều khiển giám sát toàn bộ các doanh nghiệp đang thuê nền tảng: Số lượng nhân sự hoạt động hàng ngày (DAU), số task tạo ra, doanh số thanh toán VietQR.</w:t>
+        <w:t xml:space="preserve">Super Admin theo dõi bảng điều khiển giám sát toàn bộ các doanh nghiệp đang thuê nền tảng: Số lượng nhân sự hoạt động hàng ngày (DAU), số task tạo ra, doanh số thanh toán VNPay.</w:t>
       </w:r>
     </w:p>
     <w:p>
@@ -21457,7 +21457,7 @@
           <w:sz w:val="23"/>
           <w:szCs w:val="23"/>
         </w:rPr>
-        <w:t xml:space="preserve">Super Admin cấu hình các tham số toàn cầu của hệ thống: Tên nền tảng, Hotline, Tích hợp cổng thanh toán VietQR, Cấu hình máy chủ Mailer SMTP, và Khóa/Mở các tính năng thử nghiệm.</w:t>
+        <w:t xml:space="preserve">Super Admin cấu hình các tham số toàn cầu của hệ thống: Tên nền tảng, Hotline, Tích hợp cổng thanh toán VNPay, Cấu hình máy chủ Mailer SMTP, và Khóa/Mở các tính năng thử nghiệm.</w:t>
       </w:r>
     </w:p>
     <w:p>
@@ -27579,7 +27579,7 @@
           <w:sz w:val="23"/>
           <w:szCs w:val="23"/>
         </w:rPr>
-        <w:t xml:space="preserve">public.system_settings, public.company_configs, public.vietqr_configs</w:t>
+        <w:t xml:space="preserve">public.system_settings, public.company_configs, public.vnpay_configs</w:t>
       </w:r>
     </w:p>
     <w:p>
@@ -27614,7 +27614,7 @@
           <w:sz w:val="23"/>
           <w:szCs w:val="23"/>
         </w:rPr>
-        <w:t xml:space="preserve">GET /settings, PUT /settings/company-info, PUT /settings/vietqr, PUT /settings/attendance-gps</w:t>
+        <w:t xml:space="preserve">GET /settings, PUT /settings/company-info, PUT /settings/vnpay, PUT /settings/attendance-gps</w:t>
       </w:r>
     </w:p>
     <w:p>
@@ -27649,7 +27649,7 @@
           <w:sz w:val="23"/>
           <w:szCs w:val="23"/>
         </w:rPr>
-        <w:t xml:space="preserve">Trung tâm cấu hình thông số vận hành của doanh nghiệp và nền tảng, lưu trữ bền vững 100% vào các bảng CSDL PostgreSQL: Thông tin pháp lý (Tên công ty, MST, Địa chỉ, Đại diện pháp luật), Cấu hình tài khoản ngân hàng thụ hưởng VietQR (STK, Chủ TK, Ngân hàng, Secret gạch nợ tự động), Cấu hình giờ làm việc và Tọa độ GPS trụ sở văn phòng.</w:t>
+        <w:t xml:space="preserve">Trung tâm cấu hình thông số vận hành của doanh nghiệp và nền tảng, lưu trữ bền vững 100% vào các bảng CSDL PostgreSQL: Thông tin pháp lý (Tên công ty, MST, Địa chỉ, Đại diện pháp luật), Cấu hình tài khoản ngân hàng thụ hưởng VNPay (STK, Chủ TK, Ngân hàng, Secret gạch nợ tự động), Cấu hình giờ làm việc và Tọa độ GPS trụ sở văn phòng.</w:t>
       </w:r>
     </w:p>
     <w:p>
@@ -28202,7 +28202,7 @@
                 <w:sz w:val="19"/>
                 <w:szCs w:val="19"/>
               </w:rPr>
-              <w:t xml:space="preserve">vietqr_bank_code</w:t>
+              <w:t xml:space="preserve">vnpay_bank_code</w:t>
             </w:r>
           </w:p>
         </w:tc>
@@ -28306,7 +28306,7 @@
                 <w:sz w:val="19"/>
                 <w:szCs w:val="19"/>
               </w:rPr>
-              <w:t xml:space="preserve">Bắt buộc để nhận thanh toán VietQR</w:t>
+              <w:t xml:space="preserve">Bắt buộc để nhận thanh toán VNPay</w:t>
             </w:r>
           </w:p>
         </w:tc>
@@ -28360,7 +28360,7 @@
                 <w:sz w:val="19"/>
                 <w:szCs w:val="19"/>
               </w:rPr>
-              <w:t xml:space="preserve">vietqr_account_no</w:t>
+              <w:t xml:space="preserve">vnpay_account_no</w:t>
             </w:r>
           </w:p>
         </w:tc>
@@ -28879,7 +28879,7 @@
           <w:sz w:val="23"/>
           <w:szCs w:val="23"/>
         </w:rPr>
-        <w:t xml:space="preserve">Bảng chấm công và Cổng thanh toán VietQR chuyển sang áp dụng ngay tọa độ và số tài khoản mới cấu hình.</w:t>
+        <w:t xml:space="preserve">Bảng chấm công và Cổng thanh toán VNPay chuyển sang áp dụng ngay tọa độ và số tài khoản mới cấu hình.</w:t>
       </w:r>
     </w:p>
     <w:p>
@@ -42772,7 +42772,7 @@
           <w:sz w:val="24"/>
           <w:szCs w:val="24"/>
         </w:rPr>
-        <w:t xml:space="preserve">UC-APP-18: Đăng Ký Gói Cước ViOne Platform &amp; Quét Mã VietQR Napas 24/7</w:t>
+        <w:t xml:space="preserve">UC-APP-18: Đăng Ký Gói Cước ViOne Platform &amp; Quét Mã VNPay &amp; Zalo OA</w:t>
       </w:r>
     </w:p>
     <w:p>
@@ -42877,7 +42877,7 @@
           <w:sz w:val="23"/>
           <w:szCs w:val="23"/>
         </w:rPr>
-        <w:t xml:space="preserve">public.vione_package_orders, public.vietqr_transactions</w:t>
+        <w:t xml:space="preserve">public.vione_package_orders, public.vnpay_transactions</w:t>
       </w:r>
     </w:p>
     <w:p>
@@ -42912,7 +42912,7 @@
           <w:sz w:val="23"/>
           <w:szCs w:val="23"/>
         </w:rPr>
-        <w:t xml:space="preserve">POST /connect-app/packages/order, POST /connect-app/packages/vietqr</w:t>
+        <w:t xml:space="preserve">POST /connect-app/packages/order, POST /connect-app/packages/vnpay</w:t>
       </w:r>
     </w:p>
     <w:p>
@@ -42947,7 +42947,7 @@
           <w:sz w:val="23"/>
           <w:szCs w:val="23"/>
         </w:rPr>
-        <w:t xml:space="preserve">Doanh nghiệp chọn gói cước (Khởi sự, Tăng trưởng, Doanh nghiệp Vàng) -&gt; Hệ thống sinh mã VietQR động chứa số tiền và nội dung chuyển khoản -&gt; Doanh nghiệp lưu ảnh mã QR hoặc chuyển sang App Ngân hàng quét thanh toán -&gt; Kích hoạt gói trong 1 giây.</w:t>
+        <w:t xml:space="preserve">Doanh nghiệp chọn gói cước (Khởi sự, Tăng trưởng, Doanh nghiệp Vàng) -&gt; Hệ thống kết nối cổng thanh toán VNPay và thông báo Zalo OA động chứa số tiền và nội dung chuyển khoản -&gt; Doanh nghiệp lưu ảnh mã QR hoặc chuyển sang App Ngân hàng quét thanh toán -&gt; Kích hoạt gói trong 1 giây.</w:t>
       </w:r>
     </w:p>
     <w:p>
@@ -43510,7 +43510,7 @@
           <w:sz w:val="23"/>
           <w:szCs w:val="23"/>
         </w:rPr>
-        <w:t xml:space="preserve">Màn hình hiển thị mã VietQR động; Khi thanh toán thành công, màn hình tự động hiển thị hoạt ảnh pháo hoa chúc mừng và huy hiệu Gói VIP.</w:t>
+        <w:t xml:space="preserve">Màn hình hiển thị mã VNPay động; Khi thanh toán thành công, màn hình tự động hiển thị hoạt ảnh pháo hoa chúc mừng và huy hiệu Gói VIP.</w:t>
       </w:r>
     </w:p>
     <w:p>
@@ -47700,7 +47700,7 @@
           <w:sz w:val="24"/>
           <w:szCs w:val="24"/>
         </w:rPr>
-        <w:t xml:space="preserve">UC-APP-24: Đăng Ký &amp; Kích Hoạt Gói Doanh Nghiệp In-App Qua VietQR Napas 24/7</w:t>
+        <w:t xml:space="preserve">UC-APP-24: Đăng Ký &amp; Kích Hoạt Gói Doanh Nghiệp In-App Qua VNPay &amp; Zalo OA</w:t>
       </w:r>
     </w:p>
     <w:p>
@@ -47805,7 +47805,7 @@
           <w:sz w:val="23"/>
           <w:szCs w:val="23"/>
         </w:rPr>
-        <w:t xml:space="preserve">public.vione_package_orders, public.vietqr_transactions, public.companies</w:t>
+        <w:t xml:space="preserve">public.vione_package_orders, public.vnpay_transactions, public.companies</w:t>
       </w:r>
     </w:p>
     <w:p>
@@ -47840,7 +47840,7 @@
           <w:sz w:val="23"/>
           <w:szCs w:val="23"/>
         </w:rPr>
-        <w:t xml:space="preserve">POST /packages/register, POST /vietqr/generate, POST /vietqr/webhook</w:t>
+        <w:t xml:space="preserve">POST /packages/register, POST /vnpay/generate, POST /vnpay/webhook</w:t>
       </w:r>
     </w:p>
     <w:p>
@@ -47875,7 +47875,7 @@
           <w:sz w:val="23"/>
           <w:szCs w:val="23"/>
         </w:rPr>
-        <w:t xml:space="preserve">Người dùng chạm nút 'Nâng cấp Gói Doanh Nghiệp' trên App -&gt; Mở PackageRegistrationModal phong cách Obsidian Gold: Lựa chọn gói dịch vụ (Khởi sự, Tăng trưởng, Doanh nghiệp Vàng), chọn chu kỳ thanh toán (1 tháng hoặc 1 năm tặng 2 tháng) -&gt; Bấm 'Thanh toán ngay' -&gt; Hệ thống sinh mã VietQR Napas 24/7 tức thì -&gt; Quét thanh toán bằng Mobile Banking -&gt; Webhook đối soát gạch nợ tự động trong 1 giây -&gt; Kích hoạt tài khoản và mở khóa toàn bộ quyền hạn.</w:t>
+        <w:t xml:space="preserve">Người dùng chạm nút 'Nâng cấp Gói Doanh Nghiệp' trên App -&gt; Mở PackageRegistrationModal phong cách Obsidian Gold: Lựa chọn gói dịch vụ (Khởi sự, Tăng trưởng, Doanh nghiệp Vàng), chọn chu kỳ thanh toán (1 tháng hoặc 1 năm tặng 2 tháng) -&gt; Bấm 'Thanh toán ngay' -&gt; Hệ thống kết nối cổng thanh toán VNPay và thông báo Zalo OA VNPay tức thì -&gt; Quét thanh toán bằng Mobile Banking -&gt; Webhook đối soát gạch nợ tự động trong 1 giây -&gt; Kích hoạt tài khoản và mở khóa toàn bộ quyền hạn.</w:t>
       </w:r>
     </w:p>
     <w:p>
@@ -48596,7 +48596,7 @@
           <w:sz w:val="23"/>
           <w:szCs w:val="23"/>
         </w:rPr>
-        <w:t xml:space="preserve">Hiển thị mã VietQR động với logo ngân hàng, số tiền chính xác và cú pháp chuyển khoản; Nút 'Tải ảnh mã QR' và 'Mở ứng dụng Ngân hàng'.</w:t>
+        <w:t xml:space="preserve">Hiển thị mã VNPay động với logo ngân hàng, số tiền chính xác và cú pháp chuyển khoản; Nút 'Tải ảnh mã QR' và 'Mở ứng dụng Ngân hàng'.</w:t>
       </w:r>
     </w:p>
     <w:p>
@@ -49663,7 +49663,7 @@
           <w:sz w:val="23"/>
           <w:szCs w:val="23"/>
         </w:rPr>
-        <w:t xml:space="preserve">Thời gian phản hồi trung bình cho 95% các truy vấn RESTful API phải đạt dưới 200ms; Các tác vụ nặng (như bóc tách AI OCR hoặc sinh mã VietQR) không quá 2.0 giây.</w:t>
+        <w:t xml:space="preserve">Thời gian phản hồi trung bình cho 95% các truy vấn RESTful API phải đạt dưới 200ms; Các tác vụ nặng (như bóc tách AI OCR hoặc kết nối cổng thanh toán VNPay và thông báo Zalo OA) không quá 2.0 giây.</w:t>
       </w:r>
     </w:p>
     <w:p>
@@ -50061,15 +50061,15 @@
           <w:sz w:val="23"/>
           <w:szCs w:val="23"/>
         </w:rPr>
-        <w:t xml:space="preserve">Giao diện Cổng thanh toán VietQR Napas: </w:t>
-      </w:r>
-      <w:r>
-        <w:rPr>
-          <w:rFonts w:ascii="Times New Roman" w:cs="Times New Roman" w:eastAsia="Times New Roman" w:hAnsi="Times New Roman"/>
-          <w:sz w:val="23"/>
-          <w:szCs w:val="23"/>
-        </w:rPr>
-        <w:t xml:space="preserve">Tích hợp API Napas 24/7 sinh mã QR chuyển khoản động và tiếp nhận Webhook đối soát gạch nợ tức thời.</w:t>
+        <w:t xml:space="preserve">Giao diện Cổng thanh toán VNPay VNPay: </w:t>
+      </w:r>
+      <w:r>
+        <w:rPr>
+          <w:rFonts w:ascii="Times New Roman" w:cs="Times New Roman" w:eastAsia="Times New Roman" w:hAnsi="Times New Roman"/>
+          <w:sz w:val="23"/>
+          <w:szCs w:val="23"/>
+        </w:rPr>
+        <w:t xml:space="preserve">Tích hợp API VNPay sinh mã QR chuyển khoản động và tiếp nhận Webhook đối soát gạch nợ tức thời.</w:t>
       </w:r>
     </w:p>
     <w:p>
@@ -50656,7 +50656,7 @@
                 <w:sz w:val="19"/>
                 <w:szCs w:val="19"/>
               </w:rPr>
-              <w:t xml:space="preserve">Tờ Trình Chi &amp; VietQR 24/7</w:t>
+              <w:t xml:space="preserve">Tờ Trình Chi &amp; VNPay 24/7</w:t>
             </w:r>
           </w:p>
         </w:tc>
@@ -50708,7 +50708,7 @@
                 <w:sz w:val="19"/>
                 <w:szCs w:val="19"/>
               </w:rPr>
-              <w:t xml:space="preserve">Ký duyệt 3 cấp, sinh mã VietQR, gạch nợ trong 1 giây</w:t>
+              <w:t xml:space="preserve">Ký duyệt 3 cấp, kết nối cổng thanh toán VNPay và thông báo Zalo OA, gạch nợ trong 1 giây</w:t>
             </w:r>
           </w:p>
         </w:tc>
@@ -52028,7 +52028,7 @@
                 <w:sz w:val="19"/>
                 <w:szCs w:val="19"/>
               </w:rPr>
-              <w:t xml:space="preserve">Lưu vĩnh viễn PostgreSQL, VietQR &amp; GPS trụ sở</w:t>
+              <w:t xml:space="preserve">Lưu vĩnh viễn PostgreSQL, VNPay &amp; GPS trụ sở</w:t>
             </w:r>
           </w:p>
         </w:tc>
@@ -52372,7 +52372,7 @@
                 <w:sz w:val="19"/>
                 <w:szCs w:val="19"/>
               </w:rPr>
-              <w:t xml:space="preserve">Đăng Ký Gói In-App VietQR 24/7</w:t>
+              <w:t xml:space="preserve">Đăng Ký Gói In-App VNPay 24/7</w:t>
             </w:r>
           </w:p>
         </w:tc>
@@ -52424,7 +52424,7 @@
                 <w:sz w:val="19"/>
                 <w:szCs w:val="19"/>
               </w:rPr>
-              <w:t xml:space="preserve">Sinh VietQR tức thì, gạch nợ tự động trong 1 giây</w:t>
+              <w:t xml:space="preserve">Sinh VNPay tức thì, gạch nợ tự động trong 1 giây</w:t>
             </w:r>
           </w:p>
         </w:tc>
